--- a/src/assets/Jacqueline-Igdoura-Software-Dev-Resume.docx
+++ b/src/assets/Jacqueline-Igdoura-Software-Dev-Resume.docx
@@ -33,7 +33,7 @@
           <w:szCs w:val="26"/>
           <w:rtl w:val="0"/>
         </w:rPr>
-        <w:t xml:space="preserve">Mountain View, California, USA | 650-282-0201</w:t>
+        <w:t xml:space="preserve">Mountain View, California, USA</w:t>
       </w:r>
     </w:p>
     <w:p>
@@ -45,34 +45,6 @@
         </w:rPr>
       </w:pPr>
       <w:hyperlink r:id="rId6">
-        <w:r>
-          <w:rPr>
-            <w:color w:val="1155cc"/>
-            <w:sz w:val="26"/>
-            <w:szCs w:val="26"/>
-            <w:u w:val="single"/>
-            <w:rtl w:val="0"/>
-          </w:rPr>
-          <w:t xml:space="preserve">jacqueline.igdoura@gmail.com</w:t>
-        </w:r>
-      </w:hyperlink>
-      <w:r>
-        <w:rPr>
-          <w:sz w:val="26"/>
-          <w:szCs w:val="26"/>
-          <w:rtl w:val="0"/>
-        </w:rPr>
-        <w:t xml:space="preserve"> |</w:t>
-      </w:r>
-      <w:r>
-        <w:rPr>
-          <w:sz w:val="26"/>
-          <w:szCs w:val="26"/>
-          <w:rtl w:val="0"/>
-        </w:rPr>
-        <w:t xml:space="preserve"> </w:t>
-      </w:r>
-      <w:hyperlink r:id="rId7">
         <w:r>
           <w:rPr>
             <w:color w:val="1155cc"/>
@@ -100,7 +72,7 @@
         </w:rPr>
         <w:t xml:space="preserve"> </w:t>
       </w:r>
-      <w:hyperlink r:id="rId8">
+      <w:hyperlink r:id="rId7">
         <w:r>
           <w:rPr>
             <w:color w:val="1155cc"/>
